--- a/protocol paper/Additional_file_3_Model_informed_consent.docx
+++ b/protocol paper/Additional_file_3_Model_informed_consent.docx
@@ -1654,8 +1654,38 @@
         <w:rPr>
           <w:lang w:val="nl-BE"/>
         </w:rPr>
-        <w:t>) aangemeten en wordt nagegaan of ze goed passen en comfortabel zijn. Op dat moment worden opnieuw metingen uitgevoerd terwijl u uw schoenen draagt, zowel met als zonder de steunzolen. Op basis van deze metingen kan het schoeisel of de steunzolen indien nodig verder aangepast worden om de druk onder uw voeten zo goed mogelijk te verminderen.</w:t>
-      </w:r>
+        <w:t xml:space="preserve">) aangemeten en wordt nagegaan of ze goed passen en comfortabel zijn. </w:t>
+      </w:r>
+      <w:del w:id="90000" w:author="Claude" w:date="2026-10-08T17:39:40Z">
+        <w:r>
+          <w:rPr>
+            <w:lang w:val="nl-BE"/>
+          </w:rPr>
+          <w:delText xml:space="preserve">Op dat moment worden opnieuw metingen uitgevoerd</w:delText>
+        </w:r>
+      </w:del>
+      <w:ins w:id="90001" w:author="Claude" w:date="2026-10-08T17:39:40Z">
+        <w:r>
+          <w:rPr>
+            <w:lang w:val="nl-BE"/>
+          </w:rPr>
+          <w:t xml:space="preserve">In de groep die de PARADISE-aanpak ontvangt, worden op dat moment opnieuw metingen uitgevoerd</w:t>
+        </w:r>
+      </w:ins>
+      <w:r>
+        <w:rPr>
+          <w:lang w:val="nl-BE"/>
+        </w:rPr>
+        <w:t xml:space="preserve"> terwijl u uw schoenen draagt, zowel met als zonder de steunzolen. Op basis van deze metingen kan het schoeisel of de steunzolen indien nodig verder aangepast worden om de druk onder uw voeten zo goed mogelijk te verminderen.</w:t>
+      </w:r>
+      <w:ins w:id="90002" w:author="Claude" w:date="2026-10-08T17:39:40Z">
+        <w:r>
+          <w:rPr>
+            <w:lang w:val="nl-BE"/>
+          </w:rPr>
+          <w:t xml:space="preserve"> In die groep worden deze metingen herhaald na 6, 12 en 18 maanden. In de andere groep wordt de druk nog één keer gemeten, na 6 maanden.</w:t>
+        </w:r>
+      </w:ins>
     </w:p>
     <w:p>
       <w:pPr>
@@ -1971,7 +2001,29 @@
         <w:rPr>
           <w:lang w:val="nl-BE"/>
         </w:rPr>
-        <w:t xml:space="preserve">Daarnaast zal u, bij bepaalde meetmomenten, gedurende een periode van één week een </w:t>
+        <w:t xml:space="preserve">Daarnaast zal u, </w:t>
+      </w:r>
+      <w:del w:id="90003" w:author="Claude" w:date="2026-10-08T17:39:40Z">
+        <w:r>
+          <w:rPr>
+            <w:lang w:val="nl-BE"/>
+          </w:rPr>
+          <w:delText xml:space="preserve">bij bepaalde meetmomenten</w:delText>
+        </w:r>
+      </w:del>
+      <w:ins w:id="90004" w:author="Claude" w:date="2026-10-08T17:39:40Z">
+        <w:r>
+          <w:rPr>
+            <w:lang w:val="nl-BE"/>
+          </w:rPr>
+          <w:t xml:space="preserve">bij de start van de studie</w:t>
+        </w:r>
+      </w:ins>
+      <w:r>
+        <w:rPr>
+          <w:lang w:val="nl-BE"/>
+        </w:rPr>
+        <w:t xml:space="preserve">, gedurende een periode van één week een </w:t>
       </w:r>
       <w:r>
         <w:rPr>
